--- a/resources/dist/mapmaker/sheets/rights-and-responsibilities-where-we-live-teacher-notes-en.docx
+++ b/resources/dist/mapmaker/sheets/rights-and-responsibilities-where-we-live-teacher-notes-en.docx
@@ -45,7 +45,7 @@
         </w:rPr>
         <w:t xml:space="preserve">Map: </w:t>
       </w:r>
-      <w:hyperlink w:history="1" r:id="rIdyi-kyflgxyfs_egq2wp8x">
+      <w:hyperlink w:history="1" r:id="rIdgya4tjnslscntqk_fhw33">
         <w:r>
           <w:rPr>
             <w:color w:val="0A4FA8"/>
@@ -307,7 +307,7 @@
         </w:numPr>
         <w:spacing w:after="60"/>
       </w:pPr>
-      <w:hyperlink w:history="1" r:id="rIdpiozsmdxt3g1-l_g919ro">
+      <w:hyperlink w:history="1" r:id="rIdu_uxyzejedj8-gpp1qcx8">
         <w:r>
           <w:rPr>
             <w:color w:val="0A4FA8"/>
@@ -329,7 +329,7 @@
         </w:numPr>
         <w:spacing w:after="60"/>
       </w:pPr>
-      <w:hyperlink w:history="1" r:id="rIdomhuswfimb59whqsxivr7">
+      <w:hyperlink w:history="1" r:id="rIdfsgf5ocithkh_fdkht1a4">
         <w:r>
           <w:rPr>
             <w:color w:val="0A4FA8"/>
@@ -351,7 +351,7 @@
         </w:numPr>
         <w:spacing w:after="60"/>
       </w:pPr>
-      <w:hyperlink w:history="1" r:id="rIdlvpsymjvirj3gwub-c8wy">
+      <w:hyperlink w:history="1" r:id="rIdjdicjr2ptv9nxrvrfcuq8">
         <w:r>
           <w:rPr>
             <w:color w:val="0A4FA8"/>

--- a/resources/dist/mapmaker/sheets/rights-and-responsibilities-where-we-live-teacher-notes-en.docx
+++ b/resources/dist/mapmaker/sheets/rights-and-responsibilities-where-we-live-teacher-notes-en.docx
@@ -45,7 +45,7 @@
         </w:rPr>
         <w:t xml:space="preserve">Map: </w:t>
       </w:r>
-      <w:hyperlink w:history="1" r:id="rIdgya4tjnslscntqk_fhw33">
+      <w:hyperlink w:history="1" r:id="rIdiegmjsyf9u08nxxrlxvyo">
         <w:r>
           <w:rPr>
             <w:color w:val="0A4FA8"/>
@@ -307,7 +307,7 @@
         </w:numPr>
         <w:spacing w:after="60"/>
       </w:pPr>
-      <w:hyperlink w:history="1" r:id="rIdu_uxyzejedj8-gpp1qcx8">
+      <w:hyperlink w:history="1" r:id="rIduizeucgsrgkjdfypt8j8y">
         <w:r>
           <w:rPr>
             <w:color w:val="0A4FA8"/>
@@ -329,7 +329,7 @@
         </w:numPr>
         <w:spacing w:after="60"/>
       </w:pPr>
-      <w:hyperlink w:history="1" r:id="rIdfsgf5ocithkh_fdkht1a4">
+      <w:hyperlink w:history="1" r:id="rIdrg9gy-qkdcj0frbuk4hya">
         <w:r>
           <w:rPr>
             <w:color w:val="0A4FA8"/>
@@ -351,7 +351,7 @@
         </w:numPr>
         <w:spacing w:after="60"/>
       </w:pPr>
-      <w:hyperlink w:history="1" r:id="rIdjdicjr2ptv9nxrvrfcuq8">
+      <w:hyperlink w:history="1" r:id="rIdqeetdyjhbxt8mppwug9fw">
         <w:r>
           <w:rPr>
             <w:color w:val="0A4FA8"/>

--- a/resources/dist/mapmaker/sheets/rights-and-responsibilities-where-we-live-teacher-notes-en.docx
+++ b/resources/dist/mapmaker/sheets/rights-and-responsibilities-where-we-live-teacher-notes-en.docx
@@ -45,7 +45,7 @@
         </w:rPr>
         <w:t xml:space="preserve">Map: </w:t>
       </w:r>
-      <w:hyperlink w:history="1" r:id="rIdiegmjsyf9u08nxxrlxvyo">
+      <w:hyperlink w:history="1" r:id="rIdndzisceqvi3_xjbpahwyt">
         <w:r>
           <w:rPr>
             <w:color w:val="0A4FA8"/>
@@ -307,7 +307,7 @@
         </w:numPr>
         <w:spacing w:after="60"/>
       </w:pPr>
-      <w:hyperlink w:history="1" r:id="rIduizeucgsrgkjdfypt8j8y">
+      <w:hyperlink w:history="1" r:id="rIdwhzsxwasgvjv-sz6la1n9">
         <w:r>
           <w:rPr>
             <w:color w:val="0A4FA8"/>
@@ -329,7 +329,7 @@
         </w:numPr>
         <w:spacing w:after="60"/>
       </w:pPr>
-      <w:hyperlink w:history="1" r:id="rIdrg9gy-qkdcj0frbuk4hya">
+      <w:hyperlink w:history="1" r:id="rId5j1ew8_xphzhc0hjcipum">
         <w:r>
           <w:rPr>
             <w:color w:val="0A4FA8"/>
@@ -351,7 +351,7 @@
         </w:numPr>
         <w:spacing w:after="60"/>
       </w:pPr>
-      <w:hyperlink w:history="1" r:id="rIdqeetdyjhbxt8mppwug9fw">
+      <w:hyperlink w:history="1" r:id="rId6rrrtz8xmk-u601fgrqfa">
         <w:r>
           <w:rPr>
             <w:color w:val="0A4FA8"/>
@@ -2476,7 +2476,7 @@
       <w:pStyle w:val="Credits"/>
     </w:pPr>
     <w:r>
-      <w:t xml:space="preserve">Teacher notes: Rights and Responsibilities Where We Live, 0.6.0. For teachers.</w:t>
+      <w:t xml:space="preserve">Teacher notes: Rights and Responsibilities Where We Live, 0.6.1. For teachers.</w:t>
     </w:r>
   </w:p>
 </w:ftr>

--- a/resources/dist/mapmaker/sheets/rights-and-responsibilities-where-we-live-teacher-notes-en.docx
+++ b/resources/dist/mapmaker/sheets/rights-and-responsibilities-where-we-live-teacher-notes-en.docx
@@ -45,7 +45,7 @@
         </w:rPr>
         <w:t xml:space="preserve">Map: </w:t>
       </w:r>
-      <w:hyperlink w:history="1" r:id="rIdndzisceqvi3_xjbpahwyt">
+      <w:hyperlink w:history="1" r:id="rIdaftmlfqumh4bnwncyxwov">
         <w:r>
           <w:rPr>
             <w:color w:val="0A4FA8"/>
@@ -307,7 +307,7 @@
         </w:numPr>
         <w:spacing w:after="60"/>
       </w:pPr>
-      <w:hyperlink w:history="1" r:id="rIdwhzsxwasgvjv-sz6la1n9">
+      <w:hyperlink w:history="1" r:id="rId60_7oatkgaqdqllg1xk3b">
         <w:r>
           <w:rPr>
             <w:color w:val="0A4FA8"/>
@@ -329,7 +329,7 @@
         </w:numPr>
         <w:spacing w:after="60"/>
       </w:pPr>
-      <w:hyperlink w:history="1" r:id="rId5j1ew8_xphzhc0hjcipum">
+      <w:hyperlink w:history="1" r:id="rId0yarishhjd3ajgyyjdvnt">
         <w:r>
           <w:rPr>
             <w:color w:val="0A4FA8"/>
@@ -351,7 +351,7 @@
         </w:numPr>
         <w:spacing w:after="60"/>
       </w:pPr>
-      <w:hyperlink w:history="1" r:id="rId6rrrtz8xmk-u601fgrqfa">
+      <w:hyperlink w:history="1" r:id="rIdvekmdwjlkxvyweyoiq0lr">
         <w:r>
           <w:rPr>
             <w:color w:val="0A4FA8"/>

--- a/resources/dist/mapmaker/sheets/rights-and-responsibilities-where-we-live-teacher-notes-en.docx
+++ b/resources/dist/mapmaker/sheets/rights-and-responsibilities-where-we-live-teacher-notes-en.docx
@@ -45,7 +45,7 @@
         </w:rPr>
         <w:t xml:space="preserve">Map: </w:t>
       </w:r>
-      <w:hyperlink w:history="1" r:id="rIdaftmlfqumh4bnwncyxwov">
+      <w:hyperlink w:history="1" r:id="rIdvxgeonqhzi-judvptk06t">
         <w:r>
           <w:rPr>
             <w:color w:val="0A4FA8"/>
@@ -307,7 +307,7 @@
         </w:numPr>
         <w:spacing w:after="60"/>
       </w:pPr>
-      <w:hyperlink w:history="1" r:id="rId60_7oatkgaqdqllg1xk3b">
+      <w:hyperlink w:history="1" r:id="rIdwtphupfh8u5rmqxcq1u3u">
         <w:r>
           <w:rPr>
             <w:color w:val="0A4FA8"/>
@@ -329,7 +329,7 @@
         </w:numPr>
         <w:spacing w:after="60"/>
       </w:pPr>
-      <w:hyperlink w:history="1" r:id="rId0yarishhjd3ajgyyjdvnt">
+      <w:hyperlink w:history="1" r:id="rIdoetdn9xsmmvchaawgyoy-">
         <w:r>
           <w:rPr>
             <w:color w:val="0A4FA8"/>
@@ -351,7 +351,7 @@
         </w:numPr>
         <w:spacing w:after="60"/>
       </w:pPr>
-      <w:hyperlink w:history="1" r:id="rIdvekmdwjlkxvyweyoiq0lr">
+      <w:hyperlink w:history="1" r:id="rIdnprw0y57bmpbhvo-lbkb4">
         <w:r>
           <w:rPr>
             <w:color w:val="0A4FA8"/>

--- a/resources/dist/mapmaker/sheets/rights-and-responsibilities-where-we-live-teacher-notes-en.docx
+++ b/resources/dist/mapmaker/sheets/rights-and-responsibilities-where-we-live-teacher-notes-en.docx
@@ -45,7 +45,7 @@
         </w:rPr>
         <w:t xml:space="preserve">Map: </w:t>
       </w:r>
-      <w:hyperlink w:history="1" r:id="rIdvxgeonqhzi-judvptk06t">
+      <w:hyperlink w:history="1" r:id="rIdnmfhl8t1sjjdhdlc8bz7s">
         <w:r>
           <w:rPr>
             <w:color w:val="0A4FA8"/>
@@ -307,7 +307,7 @@
         </w:numPr>
         <w:spacing w:after="60"/>
       </w:pPr>
-      <w:hyperlink w:history="1" r:id="rIdwtphupfh8u5rmqxcq1u3u">
+      <w:hyperlink w:history="1" r:id="rId82utghltnggcwhr-pjwhn">
         <w:r>
           <w:rPr>
             <w:color w:val="0A4FA8"/>
@@ -329,7 +329,7 @@
         </w:numPr>
         <w:spacing w:after="60"/>
       </w:pPr>
-      <w:hyperlink w:history="1" r:id="rIdoetdn9xsmmvchaawgyoy-">
+      <w:hyperlink w:history="1" r:id="rId7q4t20uzdoxaoqyddqdsy">
         <w:r>
           <w:rPr>
             <w:color w:val="0A4FA8"/>
@@ -351,7 +351,7 @@
         </w:numPr>
         <w:spacing w:after="60"/>
       </w:pPr>
-      <w:hyperlink w:history="1" r:id="rIdnprw0y57bmpbhvo-lbkb4">
+      <w:hyperlink w:history="1" r:id="rIdtlbszlkqtukf28l57fy-k">
         <w:r>
           <w:rPr>
             <w:color w:val="0A4FA8"/>
@@ -2476,7 +2476,7 @@
       <w:pStyle w:val="Credits"/>
     </w:pPr>
     <w:r>
-      <w:t xml:space="preserve">Teacher notes: Rights and Responsibilities Where We Live, 0.6.1. For teachers.</w:t>
+      <w:t xml:space="preserve">Teacher notes: Rights and Responsibilities Where We Live, 0.6.2. For teachers.</w:t>
     </w:r>
   </w:p>
 </w:ftr>

--- a/resources/dist/mapmaker/sheets/rights-and-responsibilities-where-we-live-teacher-notes-en.docx
+++ b/resources/dist/mapmaker/sheets/rights-and-responsibilities-where-we-live-teacher-notes-en.docx
@@ -45,7 +45,7 @@
         </w:rPr>
         <w:t xml:space="preserve">Map: </w:t>
       </w:r>
-      <w:hyperlink w:history="1" r:id="rIdnmfhl8t1sjjdhdlc8bz7s">
+      <w:hyperlink w:history="1" r:id="rIdmfnt6wrbi4kxd6qdpc3g-">
         <w:r>
           <w:rPr>
             <w:color w:val="0A4FA8"/>
@@ -307,7 +307,7 @@
         </w:numPr>
         <w:spacing w:after="60"/>
       </w:pPr>
-      <w:hyperlink w:history="1" r:id="rId82utghltnggcwhr-pjwhn">
+      <w:hyperlink w:history="1" r:id="rId9yhrwueh2-s1vrgg3liac">
         <w:r>
           <w:rPr>
             <w:color w:val="0A4FA8"/>
@@ -329,7 +329,7 @@
         </w:numPr>
         <w:spacing w:after="60"/>
       </w:pPr>
-      <w:hyperlink w:history="1" r:id="rId7q4t20uzdoxaoqyddqdsy">
+      <w:hyperlink w:history="1" r:id="rIdykxz483yb-u0fd253cn_x">
         <w:r>
           <w:rPr>
             <w:color w:val="0A4FA8"/>
@@ -351,7 +351,7 @@
         </w:numPr>
         <w:spacing w:after="60"/>
       </w:pPr>
-      <w:hyperlink w:history="1" r:id="rIdtlbszlkqtukf28l57fy-k">
+      <w:hyperlink w:history="1" r:id="rIddjow2ufguzj0bbq8js4qq">
         <w:r>
           <w:rPr>
             <w:color w:val="0A4FA8"/>

--- a/resources/dist/mapmaker/sheets/rights-and-responsibilities-where-we-live-teacher-notes-en.docx
+++ b/resources/dist/mapmaker/sheets/rights-and-responsibilities-where-we-live-teacher-notes-en.docx
@@ -45,7 +45,7 @@
         </w:rPr>
         <w:t xml:space="preserve">Map: </w:t>
       </w:r>
-      <w:hyperlink w:history="1" r:id="rIdmfnt6wrbi4kxd6qdpc3g-">
+      <w:hyperlink w:history="1" r:id="rIdl9d2_zk1lw2mh0p-96dmn">
         <w:r>
           <w:rPr>
             <w:color w:val="0A4FA8"/>
@@ -307,7 +307,7 @@
         </w:numPr>
         <w:spacing w:after="60"/>
       </w:pPr>
-      <w:hyperlink w:history="1" r:id="rId9yhrwueh2-s1vrgg3liac">
+      <w:hyperlink w:history="1" r:id="rIden0tuptvdyhclstzkukgf">
         <w:r>
           <w:rPr>
             <w:color w:val="0A4FA8"/>
@@ -329,7 +329,7 @@
         </w:numPr>
         <w:spacing w:after="60"/>
       </w:pPr>
-      <w:hyperlink w:history="1" r:id="rIdykxz483yb-u0fd253cn_x">
+      <w:hyperlink w:history="1" r:id="rIdlggw6sdzmuhre6modzg05">
         <w:r>
           <w:rPr>
             <w:color w:val="0A4FA8"/>
@@ -351,7 +351,7 @@
         </w:numPr>
         <w:spacing w:after="60"/>
       </w:pPr>
-      <w:hyperlink w:history="1" r:id="rIddjow2ufguzj0bbq8js4qq">
+      <w:hyperlink w:history="1" r:id="rIdbtqvxveukpxzycyxjjoeg">
         <w:r>
           <w:rPr>
             <w:color w:val="0A4FA8"/>

--- a/resources/dist/mapmaker/sheets/rights-and-responsibilities-where-we-live-teacher-notes-en.docx
+++ b/resources/dist/mapmaker/sheets/rights-and-responsibilities-where-we-live-teacher-notes-en.docx
@@ -45,7 +45,7 @@
         </w:rPr>
         <w:t xml:space="preserve">Map: </w:t>
       </w:r>
-      <w:hyperlink w:history="1" r:id="rIdl9d2_zk1lw2mh0p-96dmn">
+      <w:hyperlink w:history="1" r:id="rId9e7v5-lqj-z1d_a3lzav0">
         <w:r>
           <w:rPr>
             <w:color w:val="0A4FA8"/>
@@ -307,7 +307,7 @@
         </w:numPr>
         <w:spacing w:after="60"/>
       </w:pPr>
-      <w:hyperlink w:history="1" r:id="rIden0tuptvdyhclstzkukgf">
+      <w:hyperlink w:history="1" r:id="rIdk1eepuxxf9ssccubvccbk">
         <w:r>
           <w:rPr>
             <w:color w:val="0A4FA8"/>
@@ -329,7 +329,7 @@
         </w:numPr>
         <w:spacing w:after="60"/>
       </w:pPr>
-      <w:hyperlink w:history="1" r:id="rIdlggw6sdzmuhre6modzg05">
+      <w:hyperlink w:history="1" r:id="rIdoeasddorlfchrx2lqbdbq">
         <w:r>
           <w:rPr>
             <w:color w:val="0A4FA8"/>
@@ -351,7 +351,7 @@
         </w:numPr>
         <w:spacing w:after="60"/>
       </w:pPr>
-      <w:hyperlink w:history="1" r:id="rIdbtqvxveukpxzycyxjjoeg">
+      <w:hyperlink w:history="1" r:id="rIdyekscgkaxw7dh3pcdkt9x">
         <w:r>
           <w:rPr>
             <w:color w:val="0A4FA8"/>
